--- a/Mark/React Node/Mark Haney.docx
+++ b/Mark/React Node/Mark Haney.docx
@@ -129,8 +129,6 @@
               </w:rPr>
               <w:t>www.linkedin.com/in/markhaney-33b675ba</w:t>
             </w:r>
-            <w:bookmarkStart w:id="0" w:name="_GoBack"/>
-            <w:bookmarkEnd w:id="0"/>
           </w:p>
           <w:p>
             <w:pPr>
@@ -146,7 +144,17 @@
                 <w:sz w:val="24"/>
                 <w:szCs w:val="24"/>
               </w:rPr>
-              <w:t xml:space="preserve">+1 (407) 801-1287 </w:t>
+              <w:t>+1 (430) 279-2231</w:t>
+            </w:r>
+            <w:bookmarkStart w:id="0" w:name="_GoBack"/>
+            <w:bookmarkEnd w:id="0"/>
+            <w:r>
+              <w:rPr>
+                <w:rFonts w:ascii="Times New Roman" w:eastAsia="Times New Roman" w:hAnsi="Times New Roman" w:cs="Times New Roman"/>
+                <w:sz w:val="24"/>
+                <w:szCs w:val="24"/>
+              </w:rPr>
+              <w:t xml:space="preserve"> </w:t>
             </w:r>
             <w:r>
               <w:rPr>
@@ -6174,7 +6182,7 @@
 </file>
 
 <file path=customXml/itemProps1.xml><?xml version="1.0" encoding="utf-8"?>
-<ds:datastoreItem xmlns:ds="http://schemas.openxmlformats.org/officeDocument/2006/customXml" ds:itemID="{F46063A5-94C9-4014-957E-A1CD50507BA1}">
+<ds:datastoreItem xmlns:ds="http://schemas.openxmlformats.org/officeDocument/2006/customXml" ds:itemID="{A1DB1C4A-0B1C-4840-8156-78BF00B6DD12}">
   <ds:schemaRefs>
     <ds:schemaRef ds:uri="http://schemas.openxmlformats.org/officeDocument/2006/bibliography"/>
   </ds:schemaRefs>

--- a/Mark/React Node/Mark Haney.docx
+++ b/Mark/React Node/Mark Haney.docx
@@ -146,8 +146,6 @@
               </w:rPr>
               <w:t>+1 (430) 279-2231</w:t>
             </w:r>
-            <w:bookmarkStart w:id="0" w:name="_GoBack"/>
-            <w:bookmarkEnd w:id="0"/>
             <w:r>
               <w:rPr>
                 <w:rFonts w:ascii="Times New Roman" w:eastAsia="Times New Roman" w:hAnsi="Times New Roman" w:cs="Times New Roman"/>
@@ -279,6 +277,8 @@
         </w:rPr>
         <w:t>-based systems across modern production environments. Skilled in building secure APIs, reusable UI platforms, scalable data workflows, cloud deployments, automated testing, performance optimization, legacy migration, and team-level engineering standards that improve release speed, reduce production defects, and support long-term product growth safely.</w:t>
       </w:r>
+      <w:bookmarkStart w:id="0" w:name="_GoBack"/>
+      <w:bookmarkEnd w:id="0"/>
     </w:p>
     <w:p>
       <w:pPr>
@@ -442,10 +442,10 @@
         <w:rPr>
           <w:rStyle w:val="Strong"/>
         </w:rPr>
-        <w:t>MongoDB 3–7</w:t>
-      </w:r>
-      <w:r>
-        <w:t xml:space="preserve">, PostgreSQL 9–16, MySQL 5–8, </w:t>
+        <w:t>MongoDB</w:t>
+      </w:r>
+      <w:r>
+        <w:t xml:space="preserve">, PostgreSQL, MySQL, </w:t>
       </w:r>
       <w:proofErr w:type="spellStart"/>
       <w:r>
@@ -735,22 +735,16 @@
       </w:r>
       <w:proofErr w:type="spellEnd"/>
       <w:r>
+        <w:t xml:space="preserve">, and </w:t>
+      </w:r>
+      <w:r>
         <w:rPr>
           <w:rStyle w:val="Strong"/>
         </w:rPr>
-        <w:t xml:space="preserve"> 5</w:t>
-      </w:r>
-      <w:r>
-        <w:t xml:space="preserve">, and </w:t>
-      </w:r>
-      <w:r>
-        <w:rPr>
-          <w:rStyle w:val="Strong"/>
-        </w:rPr>
-        <w:t>MongoDB 6/7</w:t>
-      </w:r>
-      <w:r>
-        <w:t xml:space="preserve"> based SaaS modules for customer-facing analytics, workflow automation, and internal operations.</w:t>
+        <w:t xml:space="preserve">MongoDB </w:t>
+      </w:r>
+      <w:r>
+        <w:t>based SaaS modules for customer-facing analytics, workflow automation, and internal operations.</w:t>
       </w:r>
     </w:p>
     <w:p>
@@ -780,16 +774,7 @@
       </w:r>
       <w:proofErr w:type="spellEnd"/>
       <w:r>
-        <w:t xml:space="preserve"> contracts, reducing duplicated frontend logic by </w:t>
-      </w:r>
-      <w:r>
-        <w:rPr>
-          <w:rStyle w:val="Strong"/>
-        </w:rPr>
-        <w:t>27%</w:t>
-      </w:r>
-      <w:r>
-        <w:t xml:space="preserve"> and improving delivery consistency across multiple product teams.</w:t>
+        <w:t xml:space="preserve"> contracts, reducing duplicated frontend logic and improving delivery consistency across multiple product teams.</w:t>
       </w:r>
     </w:p>
     <w:p>
@@ -819,16 +804,10 @@
       </w:r>
       <w:proofErr w:type="spellEnd"/>
       <w:r>
-        <w:t xml:space="preserve"> with Express 4 and event-driven patterns, improving API response reliability and reducing timeout-related production issues by </w:t>
-      </w:r>
-      <w:r>
-        <w:rPr>
-          <w:rStyle w:val="Strong"/>
-        </w:rPr>
-        <w:t>24%</w:t>
-      </w:r>
-      <w:r>
-        <w:t>.</w:t>
+        <w:t xml:space="preserve"> with Express 4 and event-driven patterns, improving API response reliability and reducing ti</w:t>
+      </w:r>
+      <w:r>
+        <w:t>meout-related production issues.</w:t>
       </w:r>
     </w:p>
     <w:p>
@@ -1181,7 +1160,25 @@
         <w:rPr>
           <w:rStyle w:val="Strong"/>
         </w:rPr>
-        <w:t>Node.js 12/14/16</w:t>
+        <w:t xml:space="preserve">Node.js </w:t>
+      </w:r>
+      <w:r>
+        <w:rPr>
+          <w:rStyle w:val="Strong"/>
+        </w:rPr>
+        <w:t>10</w:t>
+      </w:r>
+      <w:r>
+        <w:rPr>
+          <w:rStyle w:val="Strong"/>
+        </w:rPr>
+        <w:t>/</w:t>
+      </w:r>
+      <w:r>
+        <w:rPr>
+          <w:rStyle w:val="Strong"/>
+        </w:rPr>
+        <w:t>12/14/16</w:t>
       </w:r>
       <w:r>
         <w:t xml:space="preserve">, </w:t>
@@ -1239,16 +1236,7 @@
         <w:t xml:space="preserve"> components</w:t>
       </w:r>
       <w:r>
-        <w:t xml:space="preserve">, reducing repeated UI implementation effort by </w:t>
-      </w:r>
-      <w:r>
-        <w:rPr>
-          <w:rStyle w:val="Strong"/>
-        </w:rPr>
-        <w:t>22%</w:t>
-      </w:r>
-      <w:r>
-        <w:t xml:space="preserve"> across related feature teams.</w:t>
+        <w:t>, reducing repeated UI implementation effort by across related feature teams.</w:t>
       </w:r>
     </w:p>
     <w:p>
@@ -1300,16 +1288,7 @@
         <w:t xml:space="preserve"> 4</w:t>
       </w:r>
       <w:r>
-        <w:t xml:space="preserve">, improving compile-time safety and reducing frontend runtime errors by </w:t>
-      </w:r>
-      <w:r>
-        <w:rPr>
-          <w:rStyle w:val="Strong"/>
-        </w:rPr>
-        <w:t>18%</w:t>
-      </w:r>
-      <w:r>
-        <w:t xml:space="preserve"> after phased rollout.</w:t>
+        <w:t>, improving compile-time safety and reducing frontend runtime errors after phased rollout.</w:t>
       </w:r>
     </w:p>
     <w:p>
@@ -1660,16 +1639,7 @@
       </w:r>
       <w:proofErr w:type="gramEnd"/>
       <w:r>
-        <w:t xml:space="preserve"> selected legacy jQuery views into React 16 components, reducing UI maintenance effort by </w:t>
-      </w:r>
-      <w:r>
-        <w:rPr>
-          <w:rStyle w:val="Strong"/>
-        </w:rPr>
-        <w:t>21%</w:t>
-      </w:r>
-      <w:r>
-        <w:t xml:space="preserve"> for frequently updated CRM screens.</w:t>
+        <w:t xml:space="preserve"> selected legacy jQuery views into React 16 components, reducing UI maintenance effort by for frequently updated CRM screens.</w:t>
       </w:r>
     </w:p>
     <w:p>
@@ -1716,16 +1686,7 @@
       </w:r>
       <w:proofErr w:type="spellEnd"/>
       <w:r>
-        <w:t xml:space="preserve"> job handling, reducing large export failures by </w:t>
-      </w:r>
-      <w:r>
-        <w:rPr>
-          <w:rStyle w:val="Strong"/>
-        </w:rPr>
-        <w:t>17%</w:t>
-      </w:r>
-      <w:r>
-        <w:t xml:space="preserve"> during peak usage.</w:t>
+        <w:t xml:space="preserve"> job handling, reducing large export failures by during peak usage.</w:t>
       </w:r>
     </w:p>
     <w:p>
@@ -1898,10 +1859,19 @@
         <w:rPr>
           <w:rStyle w:val="Strong"/>
         </w:rPr>
-        <w:t>Node.js 0.12/4/6</w:t>
-      </w:r>
-      <w:r>
-        <w:t>, Express 4, JavaScript, jQuery, Bootstrap 3, early React 15 components, and PostgreSQL.</w:t>
+        <w:t>Node.js</w:t>
+      </w:r>
+      <w:r>
+        <w:t>, Express</w:t>
+      </w:r>
+      <w:r>
+        <w:t>,</w:t>
+      </w:r>
+      <w:r>
+        <w:t xml:space="preserve"> JavaScript, jQuery, Bootstrap</w:t>
+      </w:r>
+      <w:r>
+        <w:t>, and PostgreSQL.</w:t>
       </w:r>
     </w:p>
     <w:p>
@@ -1949,16 +1919,18 @@
         <w:jc w:val="both"/>
       </w:pPr>
       <w:r>
-        <w:t xml:space="preserve">Introduced early React 15 components for selected admin dashboards, reducing repeated UI maintenance by </w:t>
-      </w:r>
+        <w:t xml:space="preserve">Migrated older Express 3 routing patterns to </w:t>
+      </w:r>
+      <w:proofErr w:type="gramStart"/>
       <w:r>
         <w:rPr>
           <w:rStyle w:val="Strong"/>
         </w:rPr>
-        <w:t>19%</w:t>
-      </w:r>
-      <w:r>
-        <w:t xml:space="preserve"> compared with older jQuery-heavy screens.</w:t>
+        <w:t>Express</w:t>
+      </w:r>
+      <w:proofErr w:type="gramEnd"/>
+      <w:r>
+        <w:t>, improving middleware structure and making authentication, validation, and error handling easier to maintain.</w:t>
       </w:r>
     </w:p>
     <w:p>
@@ -1971,16 +1943,7 @@
         <w:jc w:val="both"/>
       </w:pPr>
       <w:r>
-        <w:t xml:space="preserve">Migrated older Express 3 routing patterns to </w:t>
-      </w:r>
-      <w:r>
-        <w:rPr>
-          <w:rStyle w:val="Strong"/>
-        </w:rPr>
-        <w:t>Express 4</w:t>
-      </w:r>
-      <w:r>
-        <w:t>, improving middleware structure and making authentication, validation, and error handling easier to maintain.</w:t>
+        <w:t>Solved a recurring issue where citizen request forms failed silently after attachment upload errors, adding explicit validation, retry messaging, and server-side logging.</w:t>
       </w:r>
     </w:p>
     <w:p>
@@ -1993,7 +1956,7 @@
         <w:jc w:val="both"/>
       </w:pPr>
       <w:r>
-        <w:t>Solved a recurring issue where citizen request forms failed silently after attachment upload errors, adding explicit validation, retry messaging, and server-side logging.</w:t>
+        <w:t>Optimized PostgreSQL queries and backend response payloads, reducing average admin dashboard loading time for large municipal accounts.</w:t>
       </w:r>
     </w:p>
     <w:p>
@@ -2006,28 +1969,6 @@
         <w:jc w:val="both"/>
       </w:pPr>
       <w:r>
-        <w:t xml:space="preserve">Optimized PostgreSQL queries and backend response payloads, reducing average admin dashboard loading time by </w:t>
-      </w:r>
-      <w:r>
-        <w:rPr>
-          <w:rStyle w:val="Strong"/>
-        </w:rPr>
-        <w:t>23%</w:t>
-      </w:r>
-      <w:r>
-        <w:t xml:space="preserve"> for large municipal accounts.</w:t>
-      </w:r>
-    </w:p>
-    <w:p>
-      <w:pPr>
-        <w:pStyle w:val="NormalWeb"/>
-        <w:numPr>
-          <w:ilvl w:val="0"/>
-          <w:numId w:val="17"/>
-        </w:numPr>
-        <w:jc w:val="both"/>
-      </w:pPr>
-      <w:r>
         <w:t>Worked flexibly across frontend fixes, backend API development, SQL troubleshooting, QA support, and release validation based on sprint priorities.</w:t>
       </w:r>
     </w:p>
@@ -2156,10 +2097,25 @@
         <w:rPr>
           <w:rStyle w:val="Strong"/>
         </w:rPr>
-        <w:t>Node.js 0.10/0.12</w:t>
-      </w:r>
-      <w:r>
-        <w:t>, Express 3/4, JavaScript, jQuery, Bootstrap 3, MySQL, and early REST APIs.</w:t>
+        <w:t>Node.js</w:t>
+      </w:r>
+      <w:r>
+        <w:t>, Express</w:t>
+      </w:r>
+      <w:r>
+        <w:t>,</w:t>
+      </w:r>
+      <w:r>
+        <w:t xml:space="preserve"> JavaScript, jQuery, Bootstrap</w:t>
+      </w:r>
+      <w:r>
+        <w:t xml:space="preserve">, </w:t>
+      </w:r>
+      <w:r>
+        <w:t xml:space="preserve">and </w:t>
+      </w:r>
+      <w:r>
+        <w:t>MySQL.</w:t>
       </w:r>
     </w:p>
     <w:p>
@@ -2185,16 +2141,7 @@
         <w:jc w:val="both"/>
       </w:pPr>
       <w:r>
-        <w:t xml:space="preserve">Fixed UI and backend bugs involving incorrect ticket status changes, improving service desk workflow accuracy by </w:t>
-      </w:r>
-      <w:r>
-        <w:rPr>
-          <w:rStyle w:val="Strong"/>
-        </w:rPr>
-        <w:t>16%</w:t>
-      </w:r>
-      <w:r>
-        <w:t xml:space="preserve"> after validation rules were added.</w:t>
+        <w:t>Fixed UI and backend bugs involving incorrect ticket status changes, improving service desk workflow accuracy by after validation rules were added.</w:t>
       </w:r>
     </w:p>
     <w:p>
@@ -2207,7 +2154,13 @@
         <w:jc w:val="both"/>
       </w:pPr>
       <w:r>
-        <w:t>Assisted with migration from older callback-heavy Node.js code toward cleaner Express 4 route structure, shared middleware, and reusable helper functions.</w:t>
+        <w:t>Assisted with migration from older callback-heavy Node.</w:t>
+      </w:r>
+      <w:r>
+        <w:t>js code toward cleaner Express 3</w:t>
+      </w:r>
+      <w:r>
+        <w:t xml:space="preserve"> route structure, shared middleware, and reusable helper functions.</w:t>
       </w:r>
     </w:p>
     <w:p>
@@ -2220,7 +2173,6 @@
         <w:jc w:val="both"/>
       </w:pPr>
       <w:r>
-        <w:lastRenderedPageBreak/>
         <w:t xml:space="preserve">Worked closely with senior developers to learn production debugging, </w:t>
       </w:r>
       <w:proofErr w:type="spellStart"/>
@@ -2257,6 +2209,7 @@
           <w:sz w:val="27"/>
           <w:szCs w:val="27"/>
         </w:rPr>
+        <w:lastRenderedPageBreak/>
         <w:t>Education</w:t>
       </w:r>
     </w:p>
@@ -6182,7 +6135,7 @@
 </file>
 
 <file path=customXml/itemProps1.xml><?xml version="1.0" encoding="utf-8"?>
-<ds:datastoreItem xmlns:ds="http://schemas.openxmlformats.org/officeDocument/2006/customXml" ds:itemID="{A1DB1C4A-0B1C-4840-8156-78BF00B6DD12}">
+<ds:datastoreItem xmlns:ds="http://schemas.openxmlformats.org/officeDocument/2006/customXml" ds:itemID="{15DFEF30-FE42-44F8-B9D3-31E21B367303}">
   <ds:schemaRefs>
     <ds:schemaRef ds:uri="http://schemas.openxmlformats.org/officeDocument/2006/bibliography"/>
   </ds:schemaRefs>
